--- a/resume/roles/full-stack-engineer/Archit_Agrawal_Full_Stack_Software_Engineer_Detailed.docx
+++ b/resume/roles/full-stack-engineer/Archit_Agrawal_Full_Stack_Software_Engineer_Detailed.docx
@@ -29,7 +29,7 @@
           <w:szCs w:val="18"/>
           <w:color w:val="111111"/>
         </w:rPr>
-        <w:t xml:space="preserve">Phoenix, AZ</w:t>
+        <w:t xml:space="preserve">San Francisco Bay Area</w:t>
       </w:r>
       <w:r>
         <w:rPr>
@@ -729,7 +729,7 @@
           <w:b/>
           <w:color w:val="111111"/>
         </w:rPr>
-        <w:t xml:space="preserve">07/2025 - 05/2026</w:t>
+        <w:t xml:space="preserve">07/2025 - 06/2026</w:t>
       </w:r>
     </w:p>
     <w:p>
@@ -1915,40 +1915,40 @@
           <w:szCs w:val="19"/>
           <w:color w:val="111111"/>
         </w:rPr>
-        <w:t xml:space="preserve">Reverse-engineered an undocumented utility portal into a read-only TypeScript MCP server with Zod-validated tool schemas, normalized meter data and typed errors an agent can act on.</w:t>
-      </w:r>
-    </w:p>
-    <w:p>
-      <w:pPr>
-        <w:spacing w:before="0" w:after="10" w:line="240" w:lineRule="auto"/>
-        <w:ind w:left="200" w:hanging="200"/>
-      </w:pPr>
-      <w:r>
-        <w:rPr>
-          <w:rFonts w:ascii="Lato" w:hAnsi="Lato" w:cs="Lato"/>
-          <w:sz w:val="19"/>
-          <w:szCs w:val="19"/>
-          <w:color w:val="111111"/>
-        </w:rPr>
-        <w:t xml:space="preserve">•</w:t>
-      </w:r>
-      <w:r>
-        <w:rPr>
-          <w:rFonts w:ascii="Lato" w:hAnsi="Lato" w:cs="Lato"/>
-          <w:sz w:val="19"/>
-          <w:szCs w:val="19"/>
-          <w:color w:val="111111"/>
-        </w:rPr>
-        <w:t xml:space="preserve">  </w:t>
-      </w:r>
-      <w:r>
-        <w:rPr>
-          <w:rFonts w:ascii="Lato" w:hAnsi="Lato" w:cs="Lato"/>
-          <w:sz w:val="19"/>
-          <w:szCs w:val="19"/>
-          <w:color w:val="111111"/>
-        </w:rPr>
-        <w:t xml:space="preserve">Kept every tool read-only, so an agent exploring an undocumented portal cannot change a billing setting.</w:t>
+        <w:t xml:space="preserve">Built a Python MCP server on FastMCP that logs into an undocumented utility portal and gives AI agents 7 tools and 4 analysis prompts for billing, usage, payments and outages, with a one-click setup wizard.</w:t>
+      </w:r>
+    </w:p>
+    <w:p>
+      <w:pPr>
+        <w:spacing w:before="0" w:after="10" w:line="240" w:lineRule="auto"/>
+        <w:ind w:left="200" w:hanging="200"/>
+      </w:pPr>
+      <w:r>
+        <w:rPr>
+          <w:rFonts w:ascii="Lato" w:hAnsi="Lato" w:cs="Lato"/>
+          <w:sz w:val="19"/>
+          <w:szCs w:val="19"/>
+          <w:color w:val="111111"/>
+        </w:rPr>
+        <w:t xml:space="preserve">•</w:t>
+      </w:r>
+      <w:r>
+        <w:rPr>
+          <w:rFonts w:ascii="Lato" w:hAnsi="Lato" w:cs="Lato"/>
+          <w:sz w:val="19"/>
+          <w:szCs w:val="19"/>
+          <w:color w:val="111111"/>
+        </w:rPr>
+        <w:t xml:space="preserve">  </w:t>
+      </w:r>
+      <w:r>
+        <w:rPr>
+          <w:rFonts w:ascii="Lato" w:hAnsi="Lato" w:cs="Lato"/>
+          <w:sz w:val="19"/>
+          <w:szCs w:val="19"/>
+          <w:color w:val="111111"/>
+        </w:rPr>
+        <w:t xml:space="preserve">Reverse-engineered the portal's login flow and API calls, since the utility publishes no API documentation.</w:t>
       </w:r>
     </w:p>
     <w:p>

--- a/resume/roles/full-stack-engineer/Archit_Agrawal_Full_Stack_Software_Engineer_Detailed.docx
+++ b/resume/roles/full-stack-engineer/Archit_Agrawal_Full_Stack_Software_Engineer_Detailed.docx
@@ -239,7 +239,7 @@
           <w:szCs w:val="22"/>
           <w:color w:val="111111"/>
         </w:rPr>
-        <w:t xml:space="preserve">Own end-to-end architecture and delivery of an AWS analytics platform: a 14-page Nuxt frontend, 70 NestJS API routes and shared TypeScript contracts.</w:t>
+        <w:t xml:space="preserve">Own end-to-end architecture and delivery of an AWS analytics platform for any structured dataset: a 14-page Nuxt frontend, 70 NestJS API routes and shared TypeScript contracts.</w:t>
       </w:r>
     </w:p>
     <w:p>
@@ -437,7 +437,7 @@
           <w:szCs w:val="22"/>
           <w:color w:val="111111"/>
         </w:rPr>
-        <w:t xml:space="preserve">Secured the analytics proof of concept with entitlement-gated respondent access, Bedrock Guardrails deployed through AWS CDK and enforced per-stage spend limits.</w:t>
+        <w:t xml:space="preserve">Secured the analytics proof of concept with entitlement-gated row-level access, Bedrock Guardrails deployed through AWS CDK and enforced per-stage spend limits.</w:t>
       </w:r>
     </w:p>
     <w:p>
@@ -1142,7 +1142,7 @@
           <w:i/>
           <w:color w:val="111111"/>
         </w:rPr>
-        <w:t xml:space="preserve">Software Engineer | Intern Jan–Jun 2022; engineer Jun 2022–Jul 2023</w:t>
+        <w:t xml:space="preserve">Software Engineer</w:t>
       </w:r>
       <w:r>
         <w:tab/>

--- a/resume/roles/full-stack-engineer/Archit_Agrawal_Full_Stack_Software_Engineer_Detailed.docx
+++ b/resume/roles/full-stack-engineer/Archit_Agrawal_Full_Stack_Software_Engineer_Detailed.docx
@@ -404,7 +404,7 @@
           <w:szCs w:val="21"/>
           <w:color w:val="111111"/>
         </w:rPr>
-        <w:t xml:space="preserve">Reached 100% join integrity in repeat pipeline evaluations using schema-constrained output and row correlation tokens; the baseline silently mislabeled 1 in 8 rows.</w:t>
+        <w:t xml:space="preserve">Reached 100% join integrity on repeat runs with schema-constrained LLM output and per-row IDs; the prior pipeline silently mislabeled 1 in 8 rows.</w:t>
       </w:r>
     </w:p>
     <w:p>
@@ -1934,7 +1934,7 @@
           <w:i/>
           <w:color w:val="111111"/>
         </w:rPr>
-        <w:t xml:space="preserve">Tempe, AZ, USA</w:t>
+        <w:t xml:space="preserve">Tempe, AZ</w:t>
       </w:r>
     </w:p>
     <w:p>
@@ -1997,7 +1997,7 @@
           <w:i/>
           <w:color w:val="111111"/>
         </w:rPr>
-        <w:t xml:space="preserve">India</w:t>
+        <w:t xml:space="preserve">Gandhinagar, India</w:t>
       </w:r>
     </w:p>
     <w:sectPr>

--- a/resume/roles/full-stack-engineer/Archit_Agrawal_Full_Stack_Software_Engineer_Detailed.docx
+++ b/resume/roles/full-stack-engineer/Archit_Agrawal_Full_Stack_Software_Engineer_Detailed.docx
@@ -469,7 +469,7 @@
           <w:b/>
           <w:color w:val="111111"/>
         </w:rPr>
-        <w:t xml:space="preserve">07/2025 - 06/2026</w:t>
+        <w:t xml:space="preserve">03/2025 - 06/2026</w:t>
       </w:r>
     </w:p>
     <w:p>

--- a/resume/roles/full-stack-engineer/Archit_Agrawal_Full_Stack_Software_Engineer_Detailed.docx
+++ b/resume/roles/full-stack-engineer/Archit_Agrawal_Full_Stack_Software_Engineer_Detailed.docx
@@ -239,7 +239,139 @@
           <w:szCs w:val="21"/>
           <w:color w:val="111111"/>
         </w:rPr>
-        <w:t xml:space="preserve">Own end-to-end architecture and delivery of an AWS analytics platform for any structured dataset: a 14-page Nuxt frontend, 70 NestJS API routes and shared TypeScript contracts.</w:t>
+        <w:t xml:space="preserve">Own a full-stack TypeScript platform end to end: a 14-page Nuxt 4 frontend over a 10-module NestJS API sharing one typed contract, with 4,845 tests across 347k lines in 12 workspace packages.</w:t>
+      </w:r>
+    </w:p>
+    <w:p>
+      <w:pPr>
+        <w:spacing w:before="0" w:after="10" w:line="248" w:lineRule="exact"/>
+        <w:ind w:left="200" w:hanging="200"/>
+      </w:pPr>
+      <w:r>
+        <w:rPr>
+          <w:rFonts w:ascii="Lato" w:hAnsi="Lato" w:cs="Lato"/>
+          <w:sz w:val="21"/>
+          <w:szCs w:val="21"/>
+          <w:color w:val="111111"/>
+        </w:rPr>
+        <w:t xml:space="preserve">•</w:t>
+      </w:r>
+      <w:r>
+        <w:rPr>
+          <w:rFonts w:ascii="Lato" w:hAnsi="Lato" w:cs="Lato"/>
+          <w:sz w:val="21"/>
+          <w:szCs w:val="21"/>
+          <w:color w:val="111111"/>
+        </w:rPr>
+        <w:t xml:space="preserve">  </w:t>
+      </w:r>
+      <w:r>
+        <w:rPr>
+          <w:rFonts w:ascii="Lato" w:hAnsi="Lato" w:cs="Lato"/>
+          <w:sz w:val="21"/>
+          <w:szCs w:val="21"/>
+          <w:color w:val="111111"/>
+        </w:rPr>
+        <w:t xml:space="preserve">Shipped an AI chart builder: readers ask in plain English, get a Vega-Lite chart, then edit it with sort, stack, top-N, filters and undo/redo; every chart also ships an accessible data table and alt text.</w:t>
+      </w:r>
+    </w:p>
+    <w:p>
+      <w:pPr>
+        <w:spacing w:before="0" w:after="10" w:line="248" w:lineRule="exact"/>
+        <w:ind w:left="200" w:hanging="200"/>
+      </w:pPr>
+      <w:r>
+        <w:rPr>
+          <w:rFonts w:ascii="Lato" w:hAnsi="Lato" w:cs="Lato"/>
+          <w:sz w:val="21"/>
+          <w:szCs w:val="21"/>
+          <w:color w:val="111111"/>
+        </w:rPr>
+        <w:t xml:space="preserve">•</w:t>
+      </w:r>
+      <w:r>
+        <w:rPr>
+          <w:rFonts w:ascii="Lato" w:hAnsi="Lato" w:cs="Lato"/>
+          <w:sz w:val="21"/>
+          <w:szCs w:val="21"/>
+          <w:color w:val="111111"/>
+        </w:rPr>
+        <w:t xml:space="preserve">  </w:t>
+      </w:r>
+      <w:r>
+        <w:rPr>
+          <w:rFonts w:ascii="Lato" w:hAnsi="Lato" w:cs="Lato"/>
+          <w:sz w:val="21"/>
+          <w:szCs w:val="21"/>
+          <w:color w:val="111111"/>
+        </w:rPr>
+        <w:t xml:space="preserve">Built EdSpace in two days for the EdPlus hackathon: a live office map with room booking, desk claiming, walking routes and 3D desks, shown to leadership up to the CEO and going live for 500+ people.</w:t>
+      </w:r>
+    </w:p>
+    <w:p>
+      <w:pPr>
+        <w:spacing w:before="0" w:after="10" w:line="248" w:lineRule="exact"/>
+        <w:ind w:left="200" w:hanging="200"/>
+      </w:pPr>
+      <w:r>
+        <w:rPr>
+          <w:rFonts w:ascii="Lato" w:hAnsi="Lato" w:cs="Lato"/>
+          <w:sz w:val="21"/>
+          <w:szCs w:val="21"/>
+          <w:color w:val="111111"/>
+        </w:rPr>
+        <w:t xml:space="preserve">•</w:t>
+      </w:r>
+      <w:r>
+        <w:rPr>
+          <w:rFonts w:ascii="Lato" w:hAnsi="Lato" w:cs="Lato"/>
+          <w:sz w:val="21"/>
+          <w:szCs w:val="21"/>
+          <w:color w:val="111111"/>
+        </w:rPr>
+        <w:t xml:space="preserve">  </w:t>
+      </w:r>
+      <w:r>
+        <w:rPr>
+          <w:rFonts w:ascii="Lato" w:hAnsi="Lato" w:cs="Lato"/>
+          <w:sz w:val="21"/>
+          <w:szCs w:val="21"/>
+          <w:color w:val="111111"/>
+        </w:rPr>
+        <w:t xml:space="preserve">Accelerated publishing of a 51,280-respondent survey from 19 minutes to 109 seconds; an independent raw-data audit matched all evaluated figures.</w:t>
+      </w:r>
+    </w:p>
+    <w:p>
+      <w:pPr>
+        <w:spacing w:before="0" w:after="10" w:line="248" w:lineRule="exact"/>
+        <w:ind w:left="200" w:hanging="200"/>
+      </w:pPr>
+      <w:r>
+        <w:rPr>
+          <w:rFonts w:ascii="Lato" w:hAnsi="Lato" w:cs="Lato"/>
+          <w:sz w:val="21"/>
+          <w:szCs w:val="21"/>
+          <w:color w:val="111111"/>
+        </w:rPr>
+        <w:t xml:space="preserve">•</w:t>
+      </w:r>
+      <w:r>
+        <w:rPr>
+          <w:rFonts w:ascii="Lato" w:hAnsi="Lato" w:cs="Lato"/>
+          <w:sz w:val="21"/>
+          <w:szCs w:val="21"/>
+          <w:color w:val="111111"/>
+        </w:rPr>
+        <w:t xml:space="preserve">  </w:t>
+      </w:r>
+      <w:r>
+        <w:rPr>
+          <w:rFonts w:ascii="Lato" w:hAnsi="Lato" w:cs="Lato"/>
+          <w:sz w:val="21"/>
+          <w:szCs w:val="21"/>
+          <w:color w:val="111111"/>
+        </w:rPr>
+        <w:t xml:space="preserve">Delivered interactive chart sorting, filtering, top-N and undo in Nuxt; in-process DuckDB kept measured query latency flat as input rows grew 200x.</w:t>
       </w:r>
     </w:p>
     <w:p>
@@ -273,138 +405,6 @@
           <w:color w:val="111111"/>
         </w:rPr>
         <w:t xml:space="preserve">Cut end-to-end AWS pipeline runtime from 500 to 85 seconds by removing managed-agent startup overhead and invoking the underlying tools directly.</w:t>
-      </w:r>
-    </w:p>
-    <w:p>
-      <w:pPr>
-        <w:spacing w:before="0" w:after="10" w:line="248" w:lineRule="exact"/>
-        <w:ind w:left="200" w:hanging="200"/>
-      </w:pPr>
-      <w:r>
-        <w:rPr>
-          <w:rFonts w:ascii="Lato" w:hAnsi="Lato" w:cs="Lato"/>
-          <w:sz w:val="21"/>
-          <w:szCs w:val="21"/>
-          <w:color w:val="111111"/>
-        </w:rPr>
-        <w:t xml:space="preserve">•</w:t>
-      </w:r>
-      <w:r>
-        <w:rPr>
-          <w:rFonts w:ascii="Lato" w:hAnsi="Lato" w:cs="Lato"/>
-          <w:sz w:val="21"/>
-          <w:szCs w:val="21"/>
-          <w:color w:val="111111"/>
-        </w:rPr>
-        <w:t xml:space="preserve">  </w:t>
-      </w:r>
-      <w:r>
-        <w:rPr>
-          <w:rFonts w:ascii="Lato" w:hAnsi="Lato" w:cs="Lato"/>
-          <w:sz w:val="21"/>
-          <w:szCs w:val="21"/>
-          <w:color w:val="111111"/>
-        </w:rPr>
-        <w:t xml:space="preserve">Accelerated publishing of a 51,280-respondent survey from 19 minutes to 109 seconds; an independent raw-data audit matched all evaluated figures.</w:t>
-      </w:r>
-    </w:p>
-    <w:p>
-      <w:pPr>
-        <w:spacing w:before="0" w:after="10" w:line="248" w:lineRule="exact"/>
-        <w:ind w:left="200" w:hanging="200"/>
-      </w:pPr>
-      <w:r>
-        <w:rPr>
-          <w:rFonts w:ascii="Lato" w:hAnsi="Lato" w:cs="Lato"/>
-          <w:sz w:val="21"/>
-          <w:szCs w:val="21"/>
-          <w:color w:val="111111"/>
-        </w:rPr>
-        <w:t xml:space="preserve">•</w:t>
-      </w:r>
-      <w:r>
-        <w:rPr>
-          <w:rFonts w:ascii="Lato" w:hAnsi="Lato" w:cs="Lato"/>
-          <w:sz w:val="21"/>
-          <w:szCs w:val="21"/>
-          <w:color w:val="111111"/>
-        </w:rPr>
-        <w:t xml:space="preserve">  </w:t>
-      </w:r>
-      <w:r>
-        <w:rPr>
-          <w:rFonts w:ascii="Lato" w:hAnsi="Lato" w:cs="Lato"/>
-          <w:sz w:val="21"/>
-          <w:szCs w:val="21"/>
-          <w:color w:val="111111"/>
-        </w:rPr>
-        <w:t xml:space="preserve">Engineered 64-way AWS Step Functions processing with a failure circuit breaker after diagnosing silent row loss in runs that reported success.</w:t>
-      </w:r>
-    </w:p>
-    <w:p>
-      <w:pPr>
-        <w:spacing w:before="0" w:after="10" w:line="248" w:lineRule="exact"/>
-        <w:ind w:left="200" w:hanging="200"/>
-      </w:pPr>
-      <w:r>
-        <w:rPr>
-          <w:rFonts w:ascii="Lato" w:hAnsi="Lato" w:cs="Lato"/>
-          <w:sz w:val="21"/>
-          <w:szCs w:val="21"/>
-          <w:color w:val="111111"/>
-        </w:rPr>
-        <w:t xml:space="preserve">•</w:t>
-      </w:r>
-      <w:r>
-        <w:rPr>
-          <w:rFonts w:ascii="Lato" w:hAnsi="Lato" w:cs="Lato"/>
-          <w:sz w:val="21"/>
-          <w:szCs w:val="21"/>
-          <w:color w:val="111111"/>
-        </w:rPr>
-        <w:t xml:space="preserve">  </w:t>
-      </w:r>
-      <w:r>
-        <w:rPr>
-          <w:rFonts w:ascii="Lato" w:hAnsi="Lato" w:cs="Lato"/>
-          <w:sz w:val="21"/>
-          <w:szCs w:val="21"/>
-          <w:color w:val="111111"/>
-        </w:rPr>
-        <w:t xml:space="preserve">Delivered interactive chart sorting, filtering, top-N and undo in Nuxt; in-process DuckDB kept measured query latency flat as input rows grew 200x.</w:t>
-      </w:r>
-    </w:p>
-    <w:p>
-      <w:pPr>
-        <w:spacing w:before="0" w:after="10" w:line="248" w:lineRule="exact"/>
-        <w:ind w:left="200" w:hanging="200"/>
-      </w:pPr>
-      <w:r>
-        <w:rPr>
-          <w:rFonts w:ascii="Lato" w:hAnsi="Lato" w:cs="Lato"/>
-          <w:sz w:val="21"/>
-          <w:szCs w:val="21"/>
-          <w:color w:val="111111"/>
-        </w:rPr>
-        <w:t xml:space="preserve">•</w:t>
-      </w:r>
-      <w:r>
-        <w:rPr>
-          <w:rFonts w:ascii="Lato" w:hAnsi="Lato" w:cs="Lato"/>
-          <w:sz w:val="21"/>
-          <w:szCs w:val="21"/>
-          <w:color w:val="111111"/>
-        </w:rPr>
-        <w:t xml:space="preserve">  </w:t>
-      </w:r>
-      <w:r>
-        <w:rPr>
-          <w:rFonts w:ascii="Lato" w:hAnsi="Lato" w:cs="Lato"/>
-          <w:sz w:val="21"/>
-          <w:szCs w:val="21"/>
-          <w:color w:val="111111"/>
-        </w:rPr>
-        <w:t xml:space="preserve">Reached 100% join integrity on repeat runs with schema-constrained LLM output and per-row IDs; the prior pipeline silently mislabeled 1 in 8 rows.</w:t>
       </w:r>
     </w:p>
     <w:p>
@@ -567,73 +567,40 @@
           <w:szCs w:val="21"/>
           <w:color w:val="111111"/>
         </w:rPr>
+        <w:t xml:space="preserve">Reduced production service dependencies 64% by consolidating a 14-Cloud-Function backend into a checkpointed Python/LangGraph workflow on GCP Cloud Run.</w:t>
+      </w:r>
+    </w:p>
+    <w:p>
+      <w:pPr>
+        <w:spacing w:before="0" w:after="10" w:line="248" w:lineRule="exact"/>
+        <w:ind w:left="200" w:hanging="200"/>
+      </w:pPr>
+      <w:r>
+        <w:rPr>
+          <w:rFonts w:ascii="Lato" w:hAnsi="Lato" w:cs="Lato"/>
+          <w:sz w:val="21"/>
+          <w:szCs w:val="21"/>
+          <w:color w:val="111111"/>
+        </w:rPr>
+        <w:t xml:space="preserve">•</w:t>
+      </w:r>
+      <w:r>
+        <w:rPr>
+          <w:rFonts w:ascii="Lato" w:hAnsi="Lato" w:cs="Lato"/>
+          <w:sz w:val="21"/>
+          <w:szCs w:val="21"/>
+          <w:color w:val="111111"/>
+        </w:rPr>
+        <w:t xml:space="preserve">  </w:t>
+      </w:r>
+      <w:r>
+        <w:rPr>
+          <w:rFonts w:ascii="Lato" w:hAnsi="Lato" w:cs="Lato"/>
+          <w:sz w:val="21"/>
+          <w:szCs w:val="21"/>
+          <w:color w:val="111111"/>
+        </w:rPr>
         <w:t xml:space="preserve">Expanded Playwright ingestion to 70,000+ records daily from 650+ venues, using proxy rotation, backoff and transactional locking to handle unreliable sources.</w:t>
-      </w:r>
-    </w:p>
-    <w:p>
-      <w:pPr>
-        <w:spacing w:before="0" w:after="10" w:line="248" w:lineRule="exact"/>
-        <w:ind w:left="200" w:hanging="200"/>
-      </w:pPr>
-      <w:r>
-        <w:rPr>
-          <w:rFonts w:ascii="Lato" w:hAnsi="Lato" w:cs="Lato"/>
-          <w:sz w:val="21"/>
-          <w:szCs w:val="21"/>
-          <w:color w:val="111111"/>
-        </w:rPr>
-        <w:t xml:space="preserve">•</w:t>
-      </w:r>
-      <w:r>
-        <w:rPr>
-          <w:rFonts w:ascii="Lato" w:hAnsi="Lato" w:cs="Lato"/>
-          <w:sz w:val="21"/>
-          <w:szCs w:val="21"/>
-          <w:color w:val="111111"/>
-        </w:rPr>
-        <w:t xml:space="preserve">  </w:t>
-      </w:r>
-      <w:r>
-        <w:rPr>
-          <w:rFonts w:ascii="Lato" w:hAnsi="Lato" w:cs="Lato"/>
-          <w:sz w:val="21"/>
-          <w:szCs w:val="21"/>
-          <w:color w:val="111111"/>
-        </w:rPr>
-        <w:t xml:space="preserve">Reduced production service dependencies 64% by consolidating a 14-Cloud-Function backend into a checkpointed Python/LangGraph workflow on GCP Cloud Run.</w:t>
-      </w:r>
-    </w:p>
-    <w:p>
-      <w:pPr>
-        <w:spacing w:before="0" w:after="10" w:line="248" w:lineRule="exact"/>
-        <w:ind w:left="200" w:hanging="200"/>
-      </w:pPr>
-      <w:r>
-        <w:rPr>
-          <w:rFonts w:ascii="Lato" w:hAnsi="Lato" w:cs="Lato"/>
-          <w:sz w:val="21"/>
-          <w:szCs w:val="21"/>
-          <w:color w:val="111111"/>
-        </w:rPr>
-        <w:t xml:space="preserve">•</w:t>
-      </w:r>
-      <w:r>
-        <w:rPr>
-          <w:rFonts w:ascii="Lato" w:hAnsi="Lato" w:cs="Lato"/>
-          <w:sz w:val="21"/>
-          <w:szCs w:val="21"/>
-          <w:color w:val="111111"/>
-        </w:rPr>
-        <w:t xml:space="preserve">  </w:t>
-      </w:r>
-      <w:r>
-        <w:rPr>
-          <w:rFonts w:ascii="Lato" w:hAnsi="Lato" w:cs="Lato"/>
-          <w:sz w:val="21"/>
-          <w:szCs w:val="21"/>
-          <w:color w:val="111111"/>
-        </w:rPr>
-        <w:t xml:space="preserve">Implemented pause-and-resume for incomplete records and retry-safe task processing through deterministic IDs and atomic Firestore claims.</w:t>
       </w:r>
     </w:p>
     <w:p>
@@ -829,6 +796,39 @@
           <w:szCs w:val="21"/>
           <w:color w:val="111111"/>
         </w:rPr>
+        <w:t xml:space="preserve">Built REST APIs and SQL-backed admin tools for ASU Online quiz platforms and question banks, with schema-level invariants protecting assessment integrity.</w:t>
+      </w:r>
+    </w:p>
+    <w:p>
+      <w:pPr>
+        <w:spacing w:before="0" w:after="10" w:line="248" w:lineRule="exact"/>
+        <w:ind w:left="200" w:hanging="200"/>
+      </w:pPr>
+      <w:r>
+        <w:rPr>
+          <w:rFonts w:ascii="Lato" w:hAnsi="Lato" w:cs="Lato"/>
+          <w:sz w:val="21"/>
+          <w:szCs w:val="21"/>
+          <w:color w:val="111111"/>
+        </w:rPr>
+        <w:t xml:space="preserve">•</w:t>
+      </w:r>
+      <w:r>
+        <w:rPr>
+          <w:rFonts w:ascii="Lato" w:hAnsi="Lato" w:cs="Lato"/>
+          <w:sz w:val="21"/>
+          <w:szCs w:val="21"/>
+          <w:color w:val="111111"/>
+        </w:rPr>
+        <w:t xml:space="preserve">  </w:t>
+      </w:r>
+      <w:r>
+        <w:rPr>
+          <w:rFonts w:ascii="Lato" w:hAnsi="Lato" w:cs="Lato"/>
+          <w:sz w:val="21"/>
+          <w:szCs w:val="21"/>
+          <w:color w:val="111111"/>
+        </w:rPr>
         <w:t xml:space="preserve">Enabled configuration-based college onboarding through tenant-scoped retrieval, keeping each college's documents within its own search boundary.</w:t>
       </w:r>
     </w:p>
@@ -863,39 +863,6 @@
           <w:color w:val="111111"/>
         </w:rPr>
         <w:t xml:space="preserve">Cut transcript-analysis time from four hours to 15 minutes with a Neo4j knowledge graph and schema-validated, LLM-generated Cypher queries.</w:t>
-      </w:r>
-    </w:p>
-    <w:p>
-      <w:pPr>
-        <w:spacing w:before="0" w:after="10" w:line="248" w:lineRule="exact"/>
-        <w:ind w:left="200" w:hanging="200"/>
-      </w:pPr>
-      <w:r>
-        <w:rPr>
-          <w:rFonts w:ascii="Lato" w:hAnsi="Lato" w:cs="Lato"/>
-          <w:sz w:val="21"/>
-          <w:szCs w:val="21"/>
-          <w:color w:val="111111"/>
-        </w:rPr>
-        <w:t xml:space="preserve">•</w:t>
-      </w:r>
-      <w:r>
-        <w:rPr>
-          <w:rFonts w:ascii="Lato" w:hAnsi="Lato" w:cs="Lato"/>
-          <w:sz w:val="21"/>
-          <w:szCs w:val="21"/>
-          <w:color w:val="111111"/>
-        </w:rPr>
-        <w:t xml:space="preserve">  </w:t>
-      </w:r>
-      <w:r>
-        <w:rPr>
-          <w:rFonts w:ascii="Lato" w:hAnsi="Lato" w:cs="Lato"/>
-          <w:sz w:val="21"/>
-          <w:szCs w:val="21"/>
-          <w:color w:val="111111"/>
-        </w:rPr>
-        <w:t xml:space="preserve">Established Prompt Flow release checks for groundedness, relevance and coherence, evaluating prompt changes against measured results before deployment.</w:t>
       </w:r>
     </w:p>
     <w:p>
@@ -1063,39 +1030,6 @@
     </w:p>
     <w:p>
       <w:pPr>
-        <w:spacing w:before="0" w:after="10" w:line="248" w:lineRule="exact"/>
-        <w:ind w:left="200" w:hanging="200"/>
-      </w:pPr>
-      <w:r>
-        <w:rPr>
-          <w:rFonts w:ascii="Lato" w:hAnsi="Lato" w:cs="Lato"/>
-          <w:sz w:val="21"/>
-          <w:szCs w:val="21"/>
-          <w:color w:val="111111"/>
-        </w:rPr>
-        <w:t xml:space="preserve">•</w:t>
-      </w:r>
-      <w:r>
-        <w:rPr>
-          <w:rFonts w:ascii="Lato" w:hAnsi="Lato" w:cs="Lato"/>
-          <w:sz w:val="21"/>
-          <w:szCs w:val="21"/>
-          <w:color w:val="111111"/>
-        </w:rPr>
-        <w:t xml:space="preserve">  </w:t>
-      </w:r>
-      <w:r>
-        <w:rPr>
-          <w:rFonts w:ascii="Lato" w:hAnsi="Lato" w:cs="Lato"/>
-          <w:sz w:val="21"/>
-          <w:szCs w:val="21"/>
-          <w:color w:val="111111"/>
-        </w:rPr>
-        <w:t xml:space="preserve">Enforced uniqueness, not-null and range constraints in PostgreSQL to reject invalid records during ingestion.</w:t>
-      </w:r>
-    </w:p>
-    <w:p>
-      <w:pPr>
         <w:keepNext/>
         <w:tabs>
           <w:tab w:val="right" w:pos="10656"/>
@@ -1188,6 +1122,39 @@
           <w:szCs w:val="21"/>
           <w:color w:val="111111"/>
         </w:rPr>
+        <w:t xml:space="preserve">Built React and Redux apps with normalized client state and typed REST integration, raising measured UX scores 40%.</w:t>
+      </w:r>
+    </w:p>
+    <w:p>
+      <w:pPr>
+        <w:spacing w:before="0" w:after="10" w:line="248" w:lineRule="exact"/>
+        <w:ind w:left="200" w:hanging="200"/>
+      </w:pPr>
+      <w:r>
+        <w:rPr>
+          <w:rFonts w:ascii="Lato" w:hAnsi="Lato" w:cs="Lato"/>
+          <w:sz w:val="21"/>
+          <w:szCs w:val="21"/>
+          <w:color w:val="111111"/>
+        </w:rPr>
+        <w:t xml:space="preserve">•</w:t>
+      </w:r>
+      <w:r>
+        <w:rPr>
+          <w:rFonts w:ascii="Lato" w:hAnsi="Lato" w:cs="Lato"/>
+          <w:sz w:val="21"/>
+          <w:szCs w:val="21"/>
+          <w:color w:val="111111"/>
+        </w:rPr>
+        <w:t xml:space="preserve">  </w:t>
+      </w:r>
+      <w:r>
+        <w:rPr>
+          <w:rFonts w:ascii="Lato" w:hAnsi="Lato" w:cs="Lato"/>
+          <w:sz w:val="21"/>
+          <w:szCs w:val="21"/>
+          <w:color w:val="111111"/>
+        </w:rPr>
         <w:t xml:space="preserve">Migrated a C#/.NET monolith to Dockerized Kubernetes microservices, reducing infrastructure cost 20% and resource footprint 35%.</w:t>
       </w:r>
     </w:p>
@@ -1222,39 +1189,6 @@
           <w:color w:val="111111"/>
         </w:rPr>
         <w:t xml:space="preserve">Reduced deployment time 70% and production incidents 40% through containerized CI/CD and SonarQube quality gates.</w:t>
-      </w:r>
-    </w:p>
-    <w:p>
-      <w:pPr>
-        <w:spacing w:before="0" w:after="10" w:line="248" w:lineRule="exact"/>
-        <w:ind w:left="200" w:hanging="200"/>
-      </w:pPr>
-      <w:r>
-        <w:rPr>
-          <w:rFonts w:ascii="Lato" w:hAnsi="Lato" w:cs="Lato"/>
-          <w:sz w:val="21"/>
-          <w:szCs w:val="21"/>
-          <w:color w:val="111111"/>
-        </w:rPr>
-        <w:t xml:space="preserve">•</w:t>
-      </w:r>
-      <w:r>
-        <w:rPr>
-          <w:rFonts w:ascii="Lato" w:hAnsi="Lato" w:cs="Lato"/>
-          <w:sz w:val="21"/>
-          <w:szCs w:val="21"/>
-          <w:color w:val="111111"/>
-        </w:rPr>
-        <w:t xml:space="preserve">  </w:t>
-      </w:r>
-      <w:r>
-        <w:rPr>
-          <w:rFonts w:ascii="Lato" w:hAnsi="Lato" w:cs="Lato"/>
-          <w:sz w:val="21"/>
-          <w:szCs w:val="21"/>
-          <w:color w:val="111111"/>
-        </w:rPr>
-        <w:t xml:space="preserve">Built a Redis-backed desk-booking service used across 300+ offices at Fortune 500 companies.</w:t>
       </w:r>
     </w:p>
     <w:p>

--- a/resume/roles/full-stack-engineer/Archit_Agrawal_Full_Stack_Software_Engineer_Detailed.docx
+++ b/resume/roles/full-stack-engineer/Archit_Agrawal_Full_Stack_Software_Engineer_Detailed.docx
@@ -763,7 +763,7 @@
           <w:szCs w:val="21"/>
           <w:color w:val="111111"/>
         </w:rPr>
-        <w:t xml:space="preserve">Increased assessment-tool engagement 35% and reduced bounce 20% by building React and Material UI workflows for bulk import, question reuse and revision comparison.</w:t>
+        <w:t xml:space="preserve">Increased assessment-tool engagement 35% and reduced bounce 20% by building responsive React and Material UI workflows for bulk import, question reuse and revision comparison.</w:t>
       </w:r>
     </w:p>
     <w:p>
@@ -1389,7 +1389,7 @@
           <w:b/>
           <w:color w:val="111111"/>
         </w:rPr>
-        <w:t xml:space="preserve">PrismSplit</w:t>
+        <w:t xml:space="preserve">Clash Royale Analytics</w:t>
       </w:r>
       <w:r>
         <w:tab/>
@@ -1402,106 +1402,73 @@
           <w:b/>
           <w:color w:val="111111"/>
         </w:rPr>
-        <w:t xml:space="preserve">2025 - Present</w:t>
-      </w:r>
-    </w:p>
-    <w:p>
-      <w:pPr>
-        <w:spacing w:before="0" w:after="10" w:line="248" w:lineRule="exact"/>
-        <w:ind w:left="200" w:hanging="200"/>
-      </w:pPr>
-      <w:r>
-        <w:rPr>
-          <w:rFonts w:ascii="Lato" w:hAnsi="Lato" w:cs="Lato"/>
-          <w:sz w:val="21"/>
-          <w:szCs w:val="21"/>
-          <w:color w:val="111111"/>
-        </w:rPr>
-        <w:t xml:space="preserve">•</w:t>
-      </w:r>
-      <w:r>
-        <w:rPr>
-          <w:rFonts w:ascii="Lato" w:hAnsi="Lato" w:cs="Lato"/>
-          <w:sz w:val="21"/>
-          <w:szCs w:val="21"/>
-          <w:color w:val="111111"/>
-        </w:rPr>
-        <w:t xml:space="preserve">  </w:t>
-      </w:r>
-      <w:r>
-        <w:rPr>
-          <w:rFonts w:ascii="Lato" w:hAnsi="Lato" w:cs="Lato"/>
-          <w:sz w:val="21"/>
-          <w:szCs w:val="21"/>
-          <w:color w:val="111111"/>
-        </w:rPr>
-        <w:t xml:space="preserve">Built a TypeScript/React Native expense app with transactional PostgreSQL billing and settlement, integer-cent accounting and offline write persistence.</w:t>
-      </w:r>
-    </w:p>
-    <w:p>
-      <w:pPr>
-        <w:spacing w:before="0" w:after="10" w:line="248" w:lineRule="exact"/>
-        <w:ind w:left="200" w:hanging="200"/>
-      </w:pPr>
-      <w:r>
-        <w:rPr>
-          <w:rFonts w:ascii="Lato" w:hAnsi="Lato" w:cs="Lato"/>
-          <w:sz w:val="21"/>
-          <w:szCs w:val="21"/>
-          <w:color w:val="111111"/>
-        </w:rPr>
-        <w:t xml:space="preserve">•</w:t>
-      </w:r>
-      <w:r>
-        <w:rPr>
-          <w:rFonts w:ascii="Lato" w:hAnsi="Lato" w:cs="Lato"/>
-          <w:sz w:val="21"/>
-          <w:szCs w:val="21"/>
-          <w:color w:val="111111"/>
-        </w:rPr>
-        <w:t xml:space="preserve">  </w:t>
-      </w:r>
-      <w:r>
-        <w:rPr>
-          <w:rFonts w:ascii="Lato" w:hAnsi="Lato" w:cs="Lato"/>
-          <w:sz w:val="21"/>
-          <w:szCs w:val="21"/>
-          <w:color w:val="111111"/>
-        </w:rPr>
-        <w:t xml:space="preserve">Added idempotency keys, real-time Supabase subscriptions and versioned persistence to handle retries and cached data across app upgrades.</w:t>
-      </w:r>
-    </w:p>
-    <w:p>
-      <w:pPr>
-        <w:spacing w:before="0" w:after="10" w:line="248" w:lineRule="exact"/>
-        <w:ind w:left="200" w:hanging="200"/>
-      </w:pPr>
-      <w:r>
-        <w:rPr>
-          <w:rFonts w:ascii="Lato" w:hAnsi="Lato" w:cs="Lato"/>
-          <w:sz w:val="21"/>
-          <w:szCs w:val="21"/>
-          <w:color w:val="111111"/>
-        </w:rPr>
-        <w:t xml:space="preserve">•</w:t>
-      </w:r>
-      <w:r>
-        <w:rPr>
-          <w:rFonts w:ascii="Lato" w:hAnsi="Lato" w:cs="Lato"/>
-          <w:sz w:val="21"/>
-          <w:szCs w:val="21"/>
-          <w:color w:val="111111"/>
-        </w:rPr>
-        <w:t xml:space="preserve">  </w:t>
-      </w:r>
-      <w:r>
-        <w:rPr>
-          <w:rFonts w:ascii="Lato" w:hAnsi="Lato" w:cs="Lato"/>
-          <w:sz w:val="21"/>
-          <w:szCs w:val="21"/>
-          <w:color w:val="111111"/>
-        </w:rPr>
-        <w:t xml:space="preserve">Wrote Jest unit and interaction tests, Maestro end-to-end flows and Android release-build checks.</w:t>
+        <w:t xml:space="preserve">2025</w:t>
+      </w:r>
+    </w:p>
+    <w:p>
+      <w:pPr>
+        <w:spacing w:before="0" w:after="10" w:line="248" w:lineRule="exact"/>
+        <w:ind w:left="200" w:hanging="200"/>
+      </w:pPr>
+      <w:r>
+        <w:rPr>
+          <w:rFonts w:ascii="Lato" w:hAnsi="Lato" w:cs="Lato"/>
+          <w:sz w:val="21"/>
+          <w:szCs w:val="21"/>
+          <w:color w:val="111111"/>
+        </w:rPr>
+        <w:t xml:space="preserve">•</w:t>
+      </w:r>
+      <w:r>
+        <w:rPr>
+          <w:rFonts w:ascii="Lato" w:hAnsi="Lato" w:cs="Lato"/>
+          <w:sz w:val="21"/>
+          <w:szCs w:val="21"/>
+          <w:color w:val="111111"/>
+        </w:rPr>
+        <w:t xml:space="preserve">  </w:t>
+      </w:r>
+      <w:r>
+        <w:rPr>
+          <w:rFonts w:ascii="Lato" w:hAnsi="Lato" w:cs="Lato"/>
+          <w:sz w:val="21"/>
+          <w:szCs w:val="21"/>
+          <w:color w:val="111111"/>
+        </w:rPr>
+        <w:t xml:space="preserve">Built a serverless analytics platform on Cloudflare Workers and D1 with Drizzle ORM, fronted by Next.js 16 and React 19 on Vercel, with cross-filtered D3 visualizations.</w:t>
+      </w:r>
+    </w:p>
+    <w:p>
+      <w:pPr>
+        <w:spacing w:before="0" w:after="10" w:line="248" w:lineRule="exact"/>
+        <w:ind w:left="200" w:hanging="200"/>
+      </w:pPr>
+      <w:r>
+        <w:rPr>
+          <w:rFonts w:ascii="Lato" w:hAnsi="Lato" w:cs="Lato"/>
+          <w:sz w:val="21"/>
+          <w:szCs w:val="21"/>
+          <w:color w:val="111111"/>
+        </w:rPr>
+        <w:t xml:space="preserve">•</w:t>
+      </w:r>
+      <w:r>
+        <w:rPr>
+          <w:rFonts w:ascii="Lato" w:hAnsi="Lato" w:cs="Lato"/>
+          <w:sz w:val="21"/>
+          <w:szCs w:val="21"/>
+          <w:color w:val="111111"/>
+        </w:rPr>
+        <w:t xml:space="preserve">  </w:t>
+      </w:r>
+      <w:r>
+        <w:rPr>
+          <w:rFonts w:ascii="Lato" w:hAnsi="Lato" w:cs="Lato"/>
+          <w:sz w:val="21"/>
+          <w:szCs w:val="21"/>
+          <w:color w:val="111111"/>
+        </w:rPr>
+        <w:t xml:space="preserve">Shipped accessibility with skip navigation, focus traps, reduced-motion support and 44-pixel touch targets.</w:t>
       </w:r>
     </w:p>
     <w:p>
@@ -1520,7 +1487,7 @@
           <w:b/>
           <w:color w:val="111111"/>
         </w:rPr>
-        <w:t xml:space="preserve">No-Code Pipeline Builder</w:t>
+        <w:t xml:space="preserve">PrismSplit</w:t>
       </w:r>
       <w:r>
         <w:tab/>
@@ -1533,73 +1500,171 @@
           <w:b/>
           <w:color w:val="111111"/>
         </w:rPr>
-        <w:t xml:space="preserve">2025</w:t>
-      </w:r>
-    </w:p>
-    <w:p>
-      <w:pPr>
-        <w:spacing w:before="0" w:after="10" w:line="248" w:lineRule="exact"/>
-        <w:ind w:left="200" w:hanging="200"/>
-      </w:pPr>
-      <w:r>
-        <w:rPr>
-          <w:rFonts w:ascii="Lato" w:hAnsi="Lato" w:cs="Lato"/>
-          <w:sz w:val="21"/>
-          <w:szCs w:val="21"/>
-          <w:color w:val="111111"/>
-        </w:rPr>
-        <w:t xml:space="preserve">•</w:t>
-      </w:r>
-      <w:r>
-        <w:rPr>
-          <w:rFonts w:ascii="Lato" w:hAnsi="Lato" w:cs="Lato"/>
-          <w:sz w:val="21"/>
-          <w:szCs w:val="21"/>
-          <w:color w:val="111111"/>
-        </w:rPr>
-        <w:t xml:space="preserve">  </w:t>
-      </w:r>
-      <w:r>
-        <w:rPr>
-          <w:rFonts w:ascii="Lato" w:hAnsi="Lato" w:cs="Lato"/>
-          <w:sz w:val="21"/>
-          <w:szCs w:val="21"/>
-          <w:color w:val="111111"/>
-        </w:rPr>
-        <w:t xml:space="preserve">Built a React/ReactFlow workflow editor with typed nodes, undo/redo and autosave, backed by FastAPI graph validation.</w:t>
-      </w:r>
-    </w:p>
-    <w:p>
-      <w:pPr>
-        <w:spacing w:before="0" w:after="10" w:line="248" w:lineRule="exact"/>
-        <w:ind w:left="200" w:hanging="200"/>
-      </w:pPr>
-      <w:r>
-        <w:rPr>
-          <w:rFonts w:ascii="Lato" w:hAnsi="Lato" w:cs="Lato"/>
-          <w:sz w:val="21"/>
-          <w:szCs w:val="21"/>
-          <w:color w:val="111111"/>
-        </w:rPr>
-        <w:t xml:space="preserve">•</w:t>
-      </w:r>
-      <w:r>
-        <w:rPr>
-          <w:rFonts w:ascii="Lato" w:hAnsi="Lato" w:cs="Lato"/>
-          <w:sz w:val="21"/>
-          <w:szCs w:val="21"/>
-          <w:color w:val="111111"/>
-        </w:rPr>
-        <w:t xml:space="preserve">  </w:t>
-      </w:r>
-      <w:r>
-        <w:rPr>
-          <w:rFonts w:ascii="Lato" w:hAnsi="Lato" w:cs="Lato"/>
-          <w:sz w:val="21"/>
-          <w:szCs w:val="21"/>
-          <w:color w:val="111111"/>
-        </w:rPr>
-        <w:t xml:space="preserve">Tested editor history, persistence and keyboard interactions with Jest, React Testing Library and property-based tests.</w:t>
+        <w:t xml:space="preserve">2025 - Present</w:t>
+      </w:r>
+    </w:p>
+    <w:p>
+      <w:pPr>
+        <w:spacing w:before="0" w:after="10" w:line="248" w:lineRule="exact"/>
+        <w:ind w:left="200" w:hanging="200"/>
+      </w:pPr>
+      <w:r>
+        <w:rPr>
+          <w:rFonts w:ascii="Lato" w:hAnsi="Lato" w:cs="Lato"/>
+          <w:sz w:val="21"/>
+          <w:szCs w:val="21"/>
+          <w:color w:val="111111"/>
+        </w:rPr>
+        <w:t xml:space="preserve">•</w:t>
+      </w:r>
+      <w:r>
+        <w:rPr>
+          <w:rFonts w:ascii="Lato" w:hAnsi="Lato" w:cs="Lato"/>
+          <w:sz w:val="21"/>
+          <w:szCs w:val="21"/>
+          <w:color w:val="111111"/>
+        </w:rPr>
+        <w:t xml:space="preserve">  </w:t>
+      </w:r>
+      <w:r>
+        <w:rPr>
+          <w:rFonts w:ascii="Lato" w:hAnsi="Lato" w:cs="Lato"/>
+          <w:sz w:val="21"/>
+          <w:szCs w:val="21"/>
+          <w:color w:val="111111"/>
+        </w:rPr>
+        <w:t xml:space="preserve">Built a TypeScript/React Native expense app with transactional PostgreSQL billing and settlement, integer-cent accounting and offline write persistence.</w:t>
+      </w:r>
+    </w:p>
+    <w:p>
+      <w:pPr>
+        <w:spacing w:before="0" w:after="10" w:line="248" w:lineRule="exact"/>
+        <w:ind w:left="200" w:hanging="200"/>
+      </w:pPr>
+      <w:r>
+        <w:rPr>
+          <w:rFonts w:ascii="Lato" w:hAnsi="Lato" w:cs="Lato"/>
+          <w:sz w:val="21"/>
+          <w:szCs w:val="21"/>
+          <w:color w:val="111111"/>
+        </w:rPr>
+        <w:t xml:space="preserve">•</w:t>
+      </w:r>
+      <w:r>
+        <w:rPr>
+          <w:rFonts w:ascii="Lato" w:hAnsi="Lato" w:cs="Lato"/>
+          <w:sz w:val="21"/>
+          <w:szCs w:val="21"/>
+          <w:color w:val="111111"/>
+        </w:rPr>
+        <w:t xml:space="preserve">  </w:t>
+      </w:r>
+      <w:r>
+        <w:rPr>
+          <w:rFonts w:ascii="Lato" w:hAnsi="Lato" w:cs="Lato"/>
+          <w:sz w:val="21"/>
+          <w:szCs w:val="21"/>
+          <w:color w:val="111111"/>
+        </w:rPr>
+        <w:t xml:space="preserve">Added idempotency keys, real-time Supabase subscriptions and versioned persistence to handle retries and cached data across app upgrades.</w:t>
+      </w:r>
+    </w:p>
+    <w:p>
+      <w:pPr>
+        <w:spacing w:before="0" w:after="10" w:line="248" w:lineRule="exact"/>
+        <w:ind w:left="200" w:hanging="200"/>
+      </w:pPr>
+      <w:r>
+        <w:rPr>
+          <w:rFonts w:ascii="Lato" w:hAnsi="Lato" w:cs="Lato"/>
+          <w:sz w:val="21"/>
+          <w:szCs w:val="21"/>
+          <w:color w:val="111111"/>
+        </w:rPr>
+        <w:t xml:space="preserve">•</w:t>
+      </w:r>
+      <w:r>
+        <w:rPr>
+          <w:rFonts w:ascii="Lato" w:hAnsi="Lato" w:cs="Lato"/>
+          <w:sz w:val="21"/>
+          <w:szCs w:val="21"/>
+          <w:color w:val="111111"/>
+        </w:rPr>
+        <w:t xml:space="preserve">  </w:t>
+      </w:r>
+      <w:r>
+        <w:rPr>
+          <w:rFonts w:ascii="Lato" w:hAnsi="Lato" w:cs="Lato"/>
+          <w:sz w:val="21"/>
+          <w:szCs w:val="21"/>
+          <w:color w:val="111111"/>
+        </w:rPr>
+        <w:t xml:space="preserve">Wrote Jest unit and interaction tests, Maestro end-to-end flows and Android release-build checks.</w:t>
+      </w:r>
+    </w:p>
+    <w:p>
+      <w:pPr>
+        <w:keepNext/>
+        <w:tabs>
+          <w:tab w:val="right" w:pos="10656"/>
+        </w:tabs>
+        <w:spacing w:before="60" w:after="0" w:line="248" w:lineRule="exact"/>
+      </w:pPr>
+      <w:r>
+        <w:rPr>
+          <w:rFonts w:ascii="Lato" w:hAnsi="Lato" w:cs="Lato"/>
+          <w:sz w:val="21"/>
+          <w:szCs w:val="21"/>
+          <w:b/>
+          <w:color w:val="111111"/>
+        </w:rPr>
+        <w:t xml:space="preserve">E-Commerce Platform</w:t>
+      </w:r>
+      <w:r>
+        <w:tab/>
+      </w:r>
+      <w:r>
+        <w:rPr>
+          <w:rFonts w:ascii="Lato" w:hAnsi="Lato" w:cs="Lato"/>
+          <w:sz w:val="21"/>
+          <w:szCs w:val="21"/>
+          <w:b/>
+          <w:color w:val="111111"/>
+        </w:rPr>
+        <w:t xml:space="preserve">09/2024 - 12/2024</w:t>
+      </w:r>
+    </w:p>
+    <w:p>
+      <w:pPr>
+        <w:spacing w:before="0" w:after="10" w:line="248" w:lineRule="exact"/>
+        <w:ind w:left="200" w:hanging="200"/>
+      </w:pPr>
+      <w:r>
+        <w:rPr>
+          <w:rFonts w:ascii="Lato" w:hAnsi="Lato" w:cs="Lato"/>
+          <w:sz w:val="21"/>
+          <w:szCs w:val="21"/>
+          <w:color w:val="111111"/>
+        </w:rPr>
+        <w:t xml:space="preserve">•</w:t>
+      </w:r>
+      <w:r>
+        <w:rPr>
+          <w:rFonts w:ascii="Lato" w:hAnsi="Lato" w:cs="Lato"/>
+          <w:sz w:val="21"/>
+          <w:szCs w:val="21"/>
+          <w:color w:val="111111"/>
+        </w:rPr>
+        <w:t xml:space="preserve">  </w:t>
+      </w:r>
+      <w:r>
+        <w:rPr>
+          <w:rFonts w:ascii="Lato" w:hAnsi="Lato" w:cs="Lato"/>
+          <w:sz w:val="21"/>
+          <w:szCs w:val="21"/>
+          <w:color w:val="111111"/>
+        </w:rPr>
+        <w:t xml:space="preserve">Built an e-commerce platform with a Django REST API, React frontend, Stripe payments, PostgreSQL with Redis caching, Docker and GitHub Actions CI.</w:t>
       </w:r>
     </w:p>
     <w:p>
@@ -1642,7 +1707,7 @@
           <w:szCs w:val="21"/>
           <w:color w:val="111111"/>
         </w:rPr>
-        <w:t xml:space="preserve">Python, TypeScript, JavaScript, SQL, C#</w:t>
+        <w:t xml:space="preserve">TypeScript, JavaScript, Python, Java, SQL, C#, HTML, CSS</w:t>
       </w:r>
     </w:p>
     <w:p>
@@ -1666,7 +1731,7 @@
           <w:szCs w:val="21"/>
           <w:color w:val="111111"/>
         </w:rPr>
-        <w:t xml:space="preserve">React, Next.js, Vue/Nuxt, React Native, ReactFlow, Zustand, Material UI</w:t>
+        <w:t xml:space="preserve">React, Next.js, Vue/Nuxt, Angular, React Native, Redux, Zustand, TanStack Query, Tailwind CSS, Material UI, D3</w:t>
       </w:r>
     </w:p>
     <w:p>
@@ -1690,7 +1755,7 @@
           <w:szCs w:val="21"/>
           <w:color w:val="111111"/>
         </w:rPr>
-        <w:t xml:space="preserve">Node.js, NestJS, FastAPI, Express, .NET 8, REST APIs, WebSockets, JWT</w:t>
+        <w:t xml:space="preserve">Node.js, NestJS, Express, FastAPI, Django, Flask, .NET 8, REST APIs, WebSockets, JWT</w:t>
       </w:r>
     </w:p>
     <w:p>
@@ -1714,7 +1779,7 @@
           <w:szCs w:val="21"/>
           <w:color w:val="111111"/>
         </w:rPr>
-        <w:t xml:space="preserve">PostgreSQL, Redis, DuckDB, Firestore, Algolia, Supabase, Neo4j, pgvector</w:t>
+        <w:t xml:space="preserve">PostgreSQL, MySQL, Redis, DynamoDB, Firestore, Supabase, DuckDB, Algolia, Neo4j, pgvector</w:t>
       </w:r>
     </w:p>
     <w:p>
@@ -1738,7 +1803,7 @@
           <w:szCs w:val="21"/>
           <w:color w:val="111111"/>
         </w:rPr>
-        <w:t xml:space="preserve">AWS (Lambda, S3, SQS, Step Functions, CDK), GCP Cloud Run, Docker, Kubernetes, CI/CD</w:t>
+        <w:t xml:space="preserve">AWS (Lambda, API Gateway, S3, SQS, Step Functions, CDK), GCP Cloud Run, Vercel, Cloudflare Workers, Docker, Kubernetes, GitHub Actions</w:t>
       </w:r>
     </w:p>
     <w:p>
@@ -1762,7 +1827,7 @@
           <w:szCs w:val="21"/>
           <w:color w:val="111111"/>
         </w:rPr>
-        <w:t xml:space="preserve">pytest, Jest, Vitest, React Testing Library, Playwright, Maestro, Locust, SonarQube, Logfire</w:t>
+        <w:t xml:space="preserve">Jest, Vitest, React Testing Library, Maestro, pytest, Locust, SonarQube, Logfire, OpenTelemetry</w:t>
       </w:r>
     </w:p>
     <w:p>
@@ -1786,7 +1851,7 @@
           <w:szCs w:val="21"/>
           <w:color w:val="111111"/>
         </w:rPr>
-        <w:t xml:space="preserve">AWS Bedrock, LangGraph, RAG, LLM evaluation, MCP</w:t>
+        <w:t xml:space="preserve">AWS Bedrock, OpenAI, LangGraph, RAG, LLM evals, MCP</w:t>
       </w:r>
     </w:p>
     <w:p>
